--- a/public/akintade_Temidayo_CV.docx
+++ b/public/akintade_Temidayo_CV.docx
@@ -14,23 +14,25 @@
           <w:sz w:val="52"/>
           <w:szCs w:val="52"/>
         </w:rPr>
-        <w:t>AKINTADE TEMI</w:t>
-      </w:r>
+        <w:t>AKINTADE TEMIDAYO</w:t>
+      </w:r>
+    </w:p>
+    <w:p>
+      <w:pPr>
+        <w:spacing w:after="80"/>
+        <w:jc w:val="center"/>
+      </w:pPr>
       <w:r>
         <w:rPr>
           <w:b/>
           <w:bCs/>
-          <w:sz w:val="52"/>
-          <w:szCs w:val="52"/>
-        </w:rPr>
-        <w:t>DAYO</w:t>
-      </w:r>
-    </w:p>
-    <w:p>
-      <w:pPr>
-        <w:spacing w:after="80"/>
-        <w:jc w:val="center"/>
-      </w:pPr>
+          <w:color w:val="2563EB"/>
+          <w:sz w:val="24"/>
+          <w:szCs w:val="24"/>
+        </w:rPr>
+        <w:t>Frontend Developer (</w:t>
+      </w:r>
+      <w:proofErr w:type="spellStart"/>
       <w:r>
         <w:rPr>
           <w:b/>
@@ -39,8 +41,9 @@
           <w:sz w:val="24"/>
           <w:szCs w:val="24"/>
         </w:rPr>
-        <w:t>Frontend Developer</w:t>
-      </w:r>
+        <w:t>Fullstack</w:t>
+      </w:r>
+      <w:proofErr w:type="spellEnd"/>
       <w:r>
         <w:rPr>
           <w:b/>
@@ -49,28 +52,6 @@
           <w:sz w:val="24"/>
           <w:szCs w:val="24"/>
         </w:rPr>
-        <w:t xml:space="preserve"> (</w:t>
-      </w:r>
-      <w:proofErr w:type="spellStart"/>
-      <w:r>
-        <w:rPr>
-          <w:b/>
-          <w:bCs/>
-          <w:color w:val="2563EB"/>
-          <w:sz w:val="24"/>
-          <w:szCs w:val="24"/>
-        </w:rPr>
-        <w:t>Fullstack</w:t>
-      </w:r>
-      <w:proofErr w:type="spellEnd"/>
-      <w:r>
-        <w:rPr>
-          <w:b/>
-          <w:bCs/>
-          <w:color w:val="2563EB"/>
-          <w:sz w:val="24"/>
-          <w:szCs w:val="24"/>
-        </w:rPr>
         <w:t>-Leaning)</w:t>
       </w:r>
     </w:p>
@@ -127,20 +108,55 @@
         <w:spacing w:after="40"/>
         <w:jc w:val="center"/>
         <w:rPr>
-          <w:color w:val="2563EB"/>
-          <w:sz w:val="18"/>
-          <w:szCs w:val="18"/>
-          <w:u w:val="single"/>
-        </w:rPr>
-      </w:pPr>
-      <w:r>
-        <w:rPr>
-          <w:color w:val="2563EB"/>
-          <w:sz w:val="18"/>
-          <w:szCs w:val="18"/>
-          <w:u w:val="single"/>
-        </w:rPr>
-        <w:t xml:space="preserve">https://portfolio-psi-mocha-jyb8nq8mgb.vercel.app/ </w:t>
+          <w:color w:val="6B7280"/>
+          <w:sz w:val="18"/>
+          <w:szCs w:val="18"/>
+        </w:rPr>
+      </w:pPr>
+      <w:hyperlink r:id="rId5" w:history="1">
+        <w:proofErr w:type="gramStart"/>
+        <w:r>
+          <w:rPr>
+            <w:rStyle w:val="Hyperlink"/>
+            <w:sz w:val="18"/>
+            <w:szCs w:val="18"/>
+          </w:rPr>
+          <w:t>my</w:t>
+        </w:r>
+        <w:proofErr w:type="gramEnd"/>
+        <w:r>
+          <w:rPr>
+            <w:rStyle w:val="Hyperlink"/>
+            <w:sz w:val="18"/>
+            <w:szCs w:val="18"/>
+          </w:rPr>
+          <w:t xml:space="preserve"> po</w:t>
+        </w:r>
+        <w:bookmarkStart w:id="0" w:name="_GoBack"/>
+        <w:bookmarkEnd w:id="0"/>
+        <w:r>
+          <w:rPr>
+            <w:rStyle w:val="Hyperlink"/>
+            <w:sz w:val="18"/>
+            <w:szCs w:val="18"/>
+          </w:rPr>
+          <w:t>r</w:t>
+        </w:r>
+        <w:r>
+          <w:rPr>
+            <w:rStyle w:val="Hyperlink"/>
+            <w:sz w:val="18"/>
+            <w:szCs w:val="18"/>
+          </w:rPr>
+          <w:t>tfolio</w:t>
+        </w:r>
+      </w:hyperlink>
+      <w:r>
+        <w:rPr>
+          <w:sz w:val="18"/>
+          <w:szCs w:val="18"/>
+        </w:rPr>
+        <w:t xml:space="preserve"> </w:t>
       </w:r>
       <w:r>
         <w:rPr>
@@ -191,17 +207,7 @@
           <w:sz w:val="18"/>
           <w:szCs w:val="18"/>
         </w:rPr>
-        <w:t xml:space="preserve">Open to full-time roles, contract work, and remote </w:t>
-      </w:r>
-      <w:r>
-        <w:rPr>
-          <w:i/>
-          <w:iCs/>
-          <w:color w:val="6B7280"/>
-          <w:sz w:val="18"/>
-          <w:szCs w:val="18"/>
-        </w:rPr>
-        <w:t>opportunities</w:t>
+        <w:t>Open to full-time roles, contract work, and remote opportunities</w:t>
       </w:r>
     </w:p>
     <w:p>
@@ -233,35 +239,7 @@
           <w:sz w:val="19"/>
           <w:szCs w:val="19"/>
         </w:rPr>
-        <w:t xml:space="preserve">Full Stack Developer with a strong </w:t>
-      </w:r>
-      <w:r>
-        <w:rPr>
-          <w:sz w:val="19"/>
-          <w:szCs w:val="19"/>
-        </w:rPr>
-        <w:t>front-end</w:t>
-      </w:r>
-      <w:r>
-        <w:rPr>
-          <w:sz w:val="19"/>
-          <w:szCs w:val="19"/>
-        </w:rPr>
-        <w:t xml:space="preserve"> foundation and growing </w:t>
-      </w:r>
-      <w:r>
-        <w:rPr>
-          <w:sz w:val="19"/>
-          <w:szCs w:val="19"/>
-        </w:rPr>
-        <w:t>back-end</w:t>
-      </w:r>
-      <w:r>
-        <w:rPr>
-          <w:sz w:val="19"/>
-          <w:szCs w:val="19"/>
-        </w:rPr>
-        <w:t xml:space="preserve"> expertise, currently interning at </w:t>
+        <w:t xml:space="preserve">Full Stack Developer with a strong front-end foundation and growing back-end expertise, currently interning at </w:t>
       </w:r>
       <w:proofErr w:type="spellStart"/>
       <w:r>
@@ -293,49 +271,7 @@
           <w:sz w:val="19"/>
           <w:szCs w:val="19"/>
         </w:rPr>
-        <w:t>, Express.js, and Mongoose</w:t>
-      </w:r>
-      <w:r>
-        <w:rPr>
-          <w:sz w:val="19"/>
-          <w:szCs w:val="19"/>
-        </w:rPr>
-        <w:t>;</w:t>
-      </w:r>
-      <w:r>
-        <w:rPr>
-          <w:sz w:val="19"/>
-          <w:szCs w:val="19"/>
-        </w:rPr>
-        <w:t xml:space="preserve"> in under two years</w:t>
-      </w:r>
-      <w:r>
-        <w:rPr>
-          <w:sz w:val="19"/>
-          <w:szCs w:val="19"/>
-        </w:rPr>
-        <w:t>. I don't just follow tutorials</w:t>
-      </w:r>
-      <w:r>
-        <w:rPr>
-          <w:sz w:val="19"/>
-          <w:szCs w:val="19"/>
-        </w:rPr>
-        <w:t xml:space="preserve"> and teaching</w:t>
-      </w:r>
-      <w:r>
-        <w:rPr>
-          <w:sz w:val="19"/>
-          <w:szCs w:val="19"/>
-        </w:rPr>
-        <w:t>; I build things from scratch, break them, and figure out why. My AIESEC leadership background means I bring communication, ownership, and cross-functional collaboration into every team I join. I'm the kind of de</w:t>
-      </w:r>
-      <w:r>
-        <w:rPr>
-          <w:sz w:val="19"/>
-          <w:szCs w:val="19"/>
-        </w:rPr>
-        <w:t>veloper who reads the error message before asking for help, and who cares deeply about the experience of the person on the other side of the screen.</w:t>
+        <w:t>, Express.js, and Mongoose; in under two years. I don't just follow tutorials and teaching; I build things from scratch, break them, and figure out why. My AIESEC leadership background means I bring communication, ownership, and cross-functional collaboration into every team I join. I'm the kind of developer who reads the error message before asking for help, and who cares deeply about the experience of the person on the other side of the screen.</w:t>
       </w:r>
     </w:p>
     <w:p>
@@ -411,15 +347,7 @@
           <w:sz w:val="18"/>
           <w:szCs w:val="18"/>
         </w:rPr>
-        <w:t xml:space="preserve"> |</w:t>
-      </w:r>
-      <w:r>
-        <w:rPr>
-          <w:color w:val="6B7280"/>
-          <w:sz w:val="18"/>
-          <w:szCs w:val="18"/>
-        </w:rPr>
-        <w:t xml:space="preserve"> Remote</w:t>
+        <w:t xml:space="preserve"> | Remote</w:t>
       </w:r>
     </w:p>
     <w:p>
@@ -437,28 +365,7 @@
           <w:sz w:val="19"/>
           <w:szCs w:val="19"/>
         </w:rPr>
-        <w:t>Built and maintained t</w:t>
-      </w:r>
-      <w:r>
-        <w:rPr>
-          <w:sz w:val="19"/>
-          <w:szCs w:val="19"/>
-        </w:rPr>
-        <w:t xml:space="preserve">he user-facing frontend of a course marketplace platform enabling creators to </w:t>
-      </w:r>
-      <w:r>
-        <w:rPr>
-          <w:sz w:val="19"/>
-          <w:szCs w:val="19"/>
-        </w:rPr>
-        <w:t>monetize</w:t>
-      </w:r>
-      <w:r>
-        <w:rPr>
-          <w:sz w:val="19"/>
-          <w:szCs w:val="19"/>
-        </w:rPr>
-        <w:t xml:space="preserve"> educational content</w:t>
+        <w:t>Built and maintained the user-facing frontend of a course marketplace platform enabling creators to monetize educational content</w:t>
       </w:r>
     </w:p>
     <w:p>
@@ -476,70 +383,7 @@
           <w:sz w:val="19"/>
           <w:szCs w:val="19"/>
         </w:rPr>
-        <w:t>Worked</w:t>
-      </w:r>
-      <w:r>
-        <w:rPr>
-          <w:sz w:val="19"/>
-          <w:szCs w:val="19"/>
-        </w:rPr>
-        <w:t xml:space="preserve"> on updating </w:t>
-      </w:r>
-      <w:r>
-        <w:rPr>
-          <w:sz w:val="19"/>
-          <w:szCs w:val="19"/>
-        </w:rPr>
-        <w:t>the admin dashboard</w:t>
-      </w:r>
-      <w:r>
-        <w:rPr>
-          <w:sz w:val="19"/>
-          <w:szCs w:val="19"/>
-        </w:rPr>
-        <w:t>;</w:t>
-      </w:r>
-      <w:r>
-        <w:rPr>
-          <w:sz w:val="19"/>
-          <w:szCs w:val="19"/>
-        </w:rPr>
-        <w:t xml:space="preserve"> handling user management, course approvals,</w:t>
-      </w:r>
-      <w:r>
-        <w:rPr>
-          <w:sz w:val="19"/>
-          <w:szCs w:val="19"/>
-        </w:rPr>
-        <w:t xml:space="preserve"> wallet and withdrawal </w:t>
-      </w:r>
-      <w:r>
-        <w:rPr>
-          <w:sz w:val="19"/>
-          <w:szCs w:val="19"/>
-        </w:rPr>
-        <w:t xml:space="preserve">activities, </w:t>
-      </w:r>
-      <w:r>
-        <w:rPr>
-          <w:sz w:val="19"/>
-          <w:szCs w:val="19"/>
-        </w:rPr>
-        <w:t xml:space="preserve">revenue tracking, and </w:t>
-      </w:r>
-      <w:r>
-        <w:rPr>
-          <w:sz w:val="19"/>
-          <w:szCs w:val="19"/>
-        </w:rPr>
-        <w:t xml:space="preserve">analytic </w:t>
-      </w:r>
-      <w:r>
-        <w:rPr>
-          <w:sz w:val="19"/>
-          <w:szCs w:val="19"/>
-        </w:rPr>
-        <w:t>views</w:t>
+        <w:t>Worked on updating the admin dashboard; handling user management, course approvals, wallet and withdrawal activities, revenue tracking, and analytic views</w:t>
       </w:r>
     </w:p>
     <w:p>
@@ -591,14 +435,7 @@
           <w:sz w:val="19"/>
           <w:szCs w:val="19"/>
         </w:rPr>
-        <w:t>Collaborated closely with the backend team to integrate REST APIs, handle authentication flows, and mana</w:t>
-      </w:r>
-      <w:r>
-        <w:rPr>
-          <w:sz w:val="19"/>
-          <w:szCs w:val="19"/>
-        </w:rPr>
-        <w:t>ge asynchronous state</w:t>
+        <w:t>Collaborated closely with the backend team to integrate REST APIs, handle authentication flows, and manage asynchronous state</w:t>
       </w:r>
     </w:p>
     <w:p>
@@ -631,49 +468,40 @@
           <w:sz w:val="21"/>
           <w:szCs w:val="21"/>
         </w:rPr>
-        <w:t>O</w:t>
+        <w:t>Operations Manager</w:t>
+      </w:r>
+      <w:r>
+        <w:rPr>
+          <w:color w:val="6B7280"/>
+          <w:sz w:val="19"/>
+          <w:szCs w:val="19"/>
+        </w:rPr>
+        <w:t xml:space="preserve"> </w:t>
+      </w:r>
+      <w:proofErr w:type="gramStart"/>
+      <w:r>
+        <w:rPr>
+          <w:color w:val="6B7280"/>
+          <w:sz w:val="19"/>
+          <w:szCs w:val="19"/>
+        </w:rPr>
+        <w:t xml:space="preserve">·  </w:t>
       </w:r>
       <w:r>
         <w:rPr>
           <w:b/>
           <w:bCs/>
-          <w:sz w:val="21"/>
-          <w:szCs w:val="21"/>
-        </w:rPr>
-        <w:t>perations Manager</w:t>
-      </w:r>
-      <w:r>
-        <w:rPr>
-          <w:color w:val="6B7280"/>
-          <w:sz w:val="19"/>
-          <w:szCs w:val="19"/>
-        </w:rPr>
-        <w:t xml:space="preserve"> </w:t>
-      </w:r>
-      <w:proofErr w:type="gramStart"/>
-      <w:r>
-        <w:rPr>
-          <w:color w:val="6B7280"/>
-          <w:sz w:val="19"/>
-          <w:szCs w:val="19"/>
-        </w:rPr>
-        <w:t xml:space="preserve">·  </w:t>
-      </w:r>
+          <w:color w:val="2563EB"/>
+        </w:rPr>
+        <w:t>AIESEC</w:t>
+      </w:r>
+      <w:proofErr w:type="gramEnd"/>
       <w:r>
         <w:rPr>
           <w:b/>
           <w:bCs/>
           <w:color w:val="2563EB"/>
         </w:rPr>
-        <w:t>AIESEC</w:t>
-      </w:r>
-      <w:proofErr w:type="gramEnd"/>
-      <w:r>
-        <w:rPr>
-          <w:b/>
-          <w:bCs/>
-          <w:color w:val="2563EB"/>
-        </w:rPr>
         <w:t xml:space="preserve"> Nigeria</w:t>
       </w:r>
     </w:p>
@@ -698,15 +526,7 @@
           <w:sz w:val="18"/>
           <w:szCs w:val="18"/>
         </w:rPr>
-        <w:t xml:space="preserve"> |</w:t>
-      </w:r>
-      <w:r>
-        <w:rPr>
-          <w:color w:val="6B7280"/>
-          <w:sz w:val="18"/>
-          <w:szCs w:val="18"/>
-        </w:rPr>
-        <w:t xml:space="preserve"> </w:t>
+        <w:t xml:space="preserve"> | </w:t>
       </w:r>
       <w:proofErr w:type="spellStart"/>
       <w:r>
@@ -724,15 +544,7 @@
           <w:sz w:val="18"/>
           <w:szCs w:val="18"/>
         </w:rPr>
-        <w:t xml:space="preserve">, </w:t>
-      </w:r>
-      <w:r>
-        <w:rPr>
-          <w:color w:val="6B7280"/>
-          <w:sz w:val="18"/>
-          <w:szCs w:val="18"/>
-        </w:rPr>
-        <w:t>Nigeria</w:t>
+        <w:t>, Nigeria</w:t>
       </w:r>
     </w:p>
     <w:p>
@@ -750,28 +562,7 @@
           <w:sz w:val="19"/>
           <w:szCs w:val="19"/>
         </w:rPr>
-        <w:t>Coordinated cross-functional teams of 10+ membe</w:t>
-      </w:r>
-      <w:r>
-        <w:rPr>
-          <w:sz w:val="19"/>
-          <w:szCs w:val="19"/>
-        </w:rPr>
-        <w:t xml:space="preserve">rs across ongoing </w:t>
-      </w:r>
-      <w:r>
-        <w:rPr>
-          <w:sz w:val="19"/>
-          <w:szCs w:val="19"/>
-        </w:rPr>
-        <w:t>organizational</w:t>
-      </w:r>
-      <w:r>
-        <w:rPr>
-          <w:sz w:val="19"/>
-          <w:szCs w:val="19"/>
-        </w:rPr>
-        <w:t xml:space="preserve"> programs and events</w:t>
+        <w:t>Coordinated cross-functional teams of 10+ members across ongoing organizational programs and events</w:t>
       </w:r>
     </w:p>
     <w:p>
@@ -807,14 +598,7 @@
           <w:sz w:val="19"/>
           <w:szCs w:val="19"/>
         </w:rPr>
-        <w:t>Doubled</w:t>
-      </w:r>
-      <w:r>
-        <w:rPr>
-          <w:sz w:val="19"/>
-          <w:szCs w:val="19"/>
-        </w:rPr>
-        <w:t xml:space="preserve"> as Sales Manager, leading outreach campaigns and managing client relationships to meet quarterly targets</w:t>
+        <w:t>Doubled as Sales Manager, leading outreach campaigns and managing client relationships to meet quarterly targets</w:t>
       </w:r>
     </w:p>
     <w:p>
@@ -833,17 +617,7 @@
           <w:sz w:val="22"/>
           <w:szCs w:val="22"/>
         </w:rPr>
-        <w:t>P</w:t>
-      </w:r>
-      <w:r>
-        <w:rPr>
-          <w:b/>
-          <w:bCs/>
-          <w:color w:val="2563EB"/>
-          <w:sz w:val="22"/>
-          <w:szCs w:val="22"/>
-        </w:rPr>
-        <w:t>ROJECTS</w:t>
+        <w:t>PROJECTS</w:t>
       </w:r>
     </w:p>
     <w:p>
@@ -948,7 +722,7 @@
         </w:rPr>
         <w:t>zaira-project.vercel.</w:t>
       </w:r>
-      <w:commentRangeStart w:id="0"/>
+      <w:commentRangeStart w:id="1"/>
       <w:r>
         <w:rPr>
           <w:color w:val="2563EB"/>
@@ -958,14 +732,14 @@
         </w:rPr>
         <w:t>app</w:t>
       </w:r>
-      <w:commentRangeEnd w:id="0"/>
+      <w:commentRangeEnd w:id="1"/>
       <w:proofErr w:type="spellEnd"/>
       <w:proofErr w:type="gramEnd"/>
       <w:r>
         <w:rPr>
           <w:rStyle w:val="CommentReference"/>
         </w:rPr>
-        <w:commentReference w:id="0"/>
+        <w:commentReference w:id="1"/>
       </w:r>
       <w:r>
         <w:rPr>
@@ -1032,14 +806,7 @@
           <w:sz w:val="19"/>
           <w:szCs w:val="19"/>
         </w:rPr>
-        <w:t xml:space="preserve">Built a full-stack recipe blog from the ground up — users </w:t>
-      </w:r>
-      <w:r>
-        <w:rPr>
-          <w:sz w:val="19"/>
-          <w:szCs w:val="19"/>
-        </w:rPr>
-        <w:t>can register, create posts, and browse meals by category</w:t>
+        <w:t>Built a full-stack recipe blog from the ground up — users can register, create posts, and browse meals by category</w:t>
       </w:r>
     </w:p>
     <w:p>
@@ -1075,14 +842,7 @@
           <w:sz w:val="19"/>
           <w:szCs w:val="19"/>
         </w:rPr>
-        <w:t>Designed slug auto-generation for SEO-friendly URLs and handled image upload</w:t>
-      </w:r>
-      <w:r>
-        <w:rPr>
-          <w:sz w:val="19"/>
-          <w:szCs w:val="19"/>
-        </w:rPr>
-        <w:t>s with proper validation</w:t>
+        <w:t>Designed slug auto-generation for SEO-friendly URLs and handled image uploads with proper validation</w:t>
       </w:r>
     </w:p>
     <w:p>
@@ -1100,21 +860,7 @@
           <w:sz w:val="19"/>
           <w:szCs w:val="19"/>
         </w:rPr>
-        <w:t xml:space="preserve">This is the project I'm most proud of </w:t>
-      </w:r>
-      <w:r>
-        <w:rPr>
-          <w:sz w:val="19"/>
-          <w:szCs w:val="19"/>
-        </w:rPr>
-        <w:t>-</w:t>
-      </w:r>
-      <w:r>
-        <w:rPr>
-          <w:sz w:val="19"/>
-          <w:szCs w:val="19"/>
-        </w:rPr>
-        <w:t xml:space="preserve"> it's the first time my backend and frontend actually talked to each other in production</w:t>
+        <w:t>This is the project I'm most proud of - it's the first time my backend and frontend actually talked to each other in production</w:t>
       </w:r>
     </w:p>
     <w:p>
@@ -1130,8 +876,9 @@
           <w:sz w:val="21"/>
           <w:szCs w:val="21"/>
         </w:rPr>
-        <w:t>M</w:t>
-      </w:r>
+        <w:t>MealCraft</w:t>
+      </w:r>
+      <w:proofErr w:type="spellEnd"/>
       <w:r>
         <w:rPr>
           <w:b/>
@@ -1139,16 +886,6 @@
           <w:sz w:val="21"/>
           <w:szCs w:val="21"/>
         </w:rPr>
-        <w:t>ealCraft</w:t>
-      </w:r>
-      <w:proofErr w:type="spellEnd"/>
-      <w:r>
-        <w:rPr>
-          <w:b/>
-          <w:bCs/>
-          <w:sz w:val="21"/>
-          <w:szCs w:val="21"/>
-        </w:rPr>
         <w:t xml:space="preserve"> — Ingredient-Based Recipe Planner</w:t>
       </w:r>
       <w:r>
@@ -1159,8 +896,9 @@
           <w:sz w:val="18"/>
           <w:szCs w:val="18"/>
         </w:rPr>
-        <w:t xml:space="preserve"> -</w:t>
-      </w:r>
+        <w:t xml:space="preserve"> - React · Tailwind CSS · </w:t>
+      </w:r>
+      <w:proofErr w:type="spellStart"/>
       <w:r>
         <w:rPr>
           <w:i/>
@@ -1169,17 +907,6 @@
           <w:sz w:val="18"/>
           <w:szCs w:val="18"/>
         </w:rPr>
-        <w:t xml:space="preserve"> React · Tailwind CSS · </w:t>
-      </w:r>
-      <w:proofErr w:type="spellStart"/>
-      <w:r>
-        <w:rPr>
-          <w:i/>
-          <w:iCs/>
-          <w:color w:val="6B7280"/>
-          <w:sz w:val="18"/>
-          <w:szCs w:val="18"/>
-        </w:rPr>
         <w:t>LocalStorage</w:t>
       </w:r>
       <w:proofErr w:type="spellEnd"/>
@@ -1203,16 +930,7 @@
           <w:szCs w:val="18"/>
           <w:u w:val="single"/>
         </w:rPr>
-        <w:t>meal-planner-th</w:t>
-      </w:r>
-      <w:r>
-        <w:rPr>
-          <w:color w:val="2563EB"/>
-          <w:sz w:val="18"/>
-          <w:szCs w:val="18"/>
-          <w:u w:val="single"/>
-        </w:rPr>
-        <w:t>ree-</w:t>
+        <w:t>meal-planner-three-</w:t>
       </w:r>
       <w:proofErr w:type="spellStart"/>
       <w:proofErr w:type="gramStart"/>
@@ -1233,25 +951,7 @@
           <w:szCs w:val="18"/>
           <w:u w:val="single"/>
         </w:rPr>
-        <w:t xml:space="preserve"> </w:t>
-      </w:r>
-      <w:r>
-        <w:rPr>
-          <w:color w:val="2563EB"/>
-          <w:sz w:val="18"/>
-          <w:szCs w:val="18"/>
-          <w:u w:val="single"/>
-        </w:rPr>
-        <w:t xml:space="preserve"> </w:t>
-      </w:r>
-      <w:r>
-        <w:rPr>
-          <w:color w:val="2563EB"/>
-          <w:sz w:val="18"/>
-          <w:szCs w:val="18"/>
-          <w:u w:val="single"/>
-        </w:rPr>
-        <w:t>|</w:t>
+        <w:t xml:space="preserve">  |</w:t>
       </w:r>
       <w:proofErr w:type="gramEnd"/>
       <w:r>
@@ -1333,14 +1033,7 @@
           <w:sz w:val="19"/>
           <w:szCs w:val="19"/>
         </w:rPr>
-        <w:t xml:space="preserve"> p</w:t>
-      </w:r>
-      <w:r>
-        <w:rPr>
-          <w:sz w:val="19"/>
-          <w:szCs w:val="19"/>
-        </w:rPr>
-        <w:t>ersistence so plans survive page refreshes</w:t>
+        <w:t xml:space="preserve"> persistence so plans survive page refreshes</w:t>
       </w:r>
     </w:p>
     <w:p>
@@ -1356,16 +1049,7 @@
           <w:sz w:val="21"/>
           <w:szCs w:val="21"/>
         </w:rPr>
-        <w:t>D</w:t>
-      </w:r>
-      <w:r>
-        <w:rPr>
-          <w:b/>
-          <w:bCs/>
-          <w:sz w:val="21"/>
-          <w:szCs w:val="21"/>
-        </w:rPr>
-        <w:t>wello</w:t>
+        <w:t>Dwello</w:t>
       </w:r>
       <w:proofErr w:type="spellEnd"/>
       <w:r>
@@ -1497,14 +1181,7 @@
           <w:sz w:val="19"/>
           <w:szCs w:val="19"/>
         </w:rPr>
-        <w:t>Built a curated property browsing experience with filtering by location, type,</w:t>
-      </w:r>
-      <w:r>
-        <w:rPr>
-          <w:sz w:val="19"/>
-          <w:szCs w:val="19"/>
-        </w:rPr>
-        <w:t xml:space="preserve"> and price range — no third-party API dependency</w:t>
+        <w:t>Built a curated property browsing experience with filtering by location, type, and price range — no third-party API dependency</w:t>
       </w:r>
     </w:p>
     <w:p>
@@ -1538,16 +1215,7 @@
           <w:szCs w:val="21"/>
         </w:rPr>
         <w:lastRenderedPageBreak/>
-        <w:t>M</w:t>
-      </w:r>
-      <w:r>
-        <w:rPr>
-          <w:b/>
-          <w:bCs/>
-          <w:sz w:val="21"/>
-          <w:szCs w:val="21"/>
-        </w:rPr>
-        <w:t>entee — Mentorship Dashboard</w:t>
+        <w:t>Mentee — Mentorship Dashboard</w:t>
       </w:r>
       <w:r>
         <w:rPr>
@@ -1557,17 +1225,7 @@
           <w:sz w:val="18"/>
           <w:szCs w:val="18"/>
         </w:rPr>
-        <w:t xml:space="preserve"> -</w:t>
-      </w:r>
-      <w:r>
-        <w:rPr>
-          <w:i/>
-          <w:iCs/>
-          <w:color w:val="6B7280"/>
-          <w:sz w:val="18"/>
-          <w:szCs w:val="18"/>
-        </w:rPr>
-        <w:t xml:space="preserve"> React · Tailwind CSS · Collaboration</w:t>
+        <w:t xml:space="preserve"> - React · Tailwind CSS · Collaboration</w:t>
       </w:r>
     </w:p>
     <w:p>
@@ -1599,8 +1257,9 @@
           <w:szCs w:val="18"/>
           <w:u w:val="single"/>
         </w:rPr>
-        <w:t>kolawole-a</w:t>
-      </w:r>
+        <w:t>kolawole-ayomide</w:t>
+      </w:r>
+      <w:proofErr w:type="spellEnd"/>
       <w:r>
         <w:rPr>
           <w:color w:val="2563EB"/>
@@ -1608,29 +1267,8 @@
           <w:szCs w:val="18"/>
           <w:u w:val="single"/>
         </w:rPr>
-        <w:t>yomide</w:t>
-      </w:r>
-      <w:proofErr w:type="spellEnd"/>
-      <w:r>
-        <w:rPr>
-          <w:color w:val="2563EB"/>
-          <w:sz w:val="18"/>
-          <w:szCs w:val="18"/>
-          <w:u w:val="single"/>
-        </w:rPr>
-        <w:t>/</w:t>
-      </w:r>
-      <w:proofErr w:type="spellStart"/>
-      <w:r>
-        <w:rPr>
-          <w:color w:val="2563EB"/>
-          <w:sz w:val="18"/>
-          <w:szCs w:val="18"/>
-          <w:u w:val="single"/>
-        </w:rPr>
-        <w:t>mentee</w:t>
-      </w:r>
-      <w:proofErr w:type="spellEnd"/>
+        <w:t>/mentee</w:t>
+      </w:r>
     </w:p>
     <w:p>
       <w:pPr>
@@ -1684,24 +1322,37 @@
           <w:sz w:val="22"/>
           <w:szCs w:val="22"/>
         </w:rPr>
-        <w:t>T</w:t>
-      </w:r>
+        <w:t>TECHNICAL SKILLS</w:t>
+      </w:r>
+    </w:p>
+    <w:p>
+      <w:pPr>
+        <w:spacing w:before="80"/>
+        <w:jc w:val="both"/>
+      </w:pPr>
+    </w:p>
+    <w:p>
+      <w:pPr>
+        <w:spacing w:before="60" w:after="60"/>
+        <w:jc w:val="both"/>
+      </w:pPr>
       <w:r>
         <w:rPr>
           <w:b/>
           <w:bCs/>
-          <w:color w:val="2563EB"/>
-          <w:sz w:val="22"/>
-          <w:szCs w:val="22"/>
-        </w:rPr>
-        <w:t>ECHNICAL SKILLS</w:t>
-      </w:r>
-    </w:p>
-    <w:p>
-      <w:pPr>
-        <w:spacing w:before="80"/>
-        <w:jc w:val="both"/>
-      </w:pPr>
+          <w:sz w:val="19"/>
+          <w:szCs w:val="19"/>
+        </w:rPr>
+        <w:t xml:space="preserve">Frontend:  </w:t>
+      </w:r>
+      <w:r>
+        <w:rPr>
+          <w:color w:val="6B7280"/>
+          <w:sz w:val="19"/>
+          <w:szCs w:val="19"/>
+        </w:rPr>
+        <w:t>HTML5, CSS3, JavaScript (ES6+), React.js, Next.js, Tailwind CSS</w:t>
+      </w:r>
     </w:p>
     <w:p>
       <w:pPr>
@@ -1715,23 +1366,15 @@
           <w:sz w:val="19"/>
           <w:szCs w:val="19"/>
         </w:rPr>
-        <w:t xml:space="preserve">Frontend:  </w:t>
-      </w:r>
-      <w:r>
-        <w:rPr>
-          <w:color w:val="6B7280"/>
-          <w:sz w:val="19"/>
-          <w:szCs w:val="19"/>
-        </w:rPr>
-        <w:t xml:space="preserve">HTML5, CSS3, </w:t>
-      </w:r>
-      <w:r>
-        <w:rPr>
-          <w:color w:val="6B7280"/>
-          <w:sz w:val="19"/>
-          <w:szCs w:val="19"/>
-        </w:rPr>
-        <w:t>JavaScript (ES6+), React.js, Next.js, Tailwind CSS</w:t>
+        <w:t xml:space="preserve">Backend:  </w:t>
+      </w:r>
+      <w:r>
+        <w:rPr>
+          <w:color w:val="6B7280"/>
+          <w:sz w:val="19"/>
+          <w:szCs w:val="19"/>
+        </w:rPr>
+        <w:t>Node.js, Express.js, REST API Design, Mongoose</w:t>
       </w:r>
     </w:p>
     <w:p>
@@ -1746,15 +1389,25 @@
           <w:sz w:val="19"/>
           <w:szCs w:val="19"/>
         </w:rPr>
-        <w:t xml:space="preserve">Backend:  </w:t>
-      </w:r>
-      <w:r>
-        <w:rPr>
-          <w:color w:val="6B7280"/>
-          <w:sz w:val="19"/>
-          <w:szCs w:val="19"/>
-        </w:rPr>
-        <w:t>Node.js, Express.js, REST API Design, Mongoose</w:t>
+        <w:t xml:space="preserve">Database:  </w:t>
+      </w:r>
+      <w:proofErr w:type="spellStart"/>
+      <w:r>
+        <w:rPr>
+          <w:color w:val="6B7280"/>
+          <w:sz w:val="19"/>
+          <w:szCs w:val="19"/>
+        </w:rPr>
+        <w:t>MongoDB</w:t>
+      </w:r>
+      <w:proofErr w:type="spellEnd"/>
+      <w:r>
+        <w:rPr>
+          <w:color w:val="6B7280"/>
+          <w:sz w:val="19"/>
+          <w:szCs w:val="19"/>
+        </w:rPr>
+        <w:t>, basic schema design</w:t>
       </w:r>
     </w:p>
     <w:p>
@@ -1769,7 +1422,7 @@
           <w:sz w:val="19"/>
           <w:szCs w:val="19"/>
         </w:rPr>
-        <w:t xml:space="preserve">Database:  </w:t>
+        <w:t xml:space="preserve">Tools &amp; Workflow:  </w:t>
       </w:r>
       <w:proofErr w:type="spellStart"/>
       <w:r>
@@ -1778,7 +1431,7 @@
           <w:sz w:val="19"/>
           <w:szCs w:val="19"/>
         </w:rPr>
-        <w:t>MongoDB</w:t>
+        <w:t>Git</w:t>
       </w:r>
       <w:proofErr w:type="spellEnd"/>
       <w:r>
@@ -1787,22 +1440,7 @@
           <w:sz w:val="19"/>
           <w:szCs w:val="19"/>
         </w:rPr>
-        <w:t>, basic schema design</w:t>
-      </w:r>
-    </w:p>
-    <w:p>
-      <w:pPr>
-        <w:spacing w:before="60" w:after="60"/>
-        <w:jc w:val="both"/>
-      </w:pPr>
-      <w:r>
-        <w:rPr>
-          <w:b/>
-          <w:bCs/>
-          <w:sz w:val="19"/>
-          <w:szCs w:val="19"/>
-        </w:rPr>
-        <w:t xml:space="preserve">Tools &amp; Workflow:  </w:t>
+        <w:t xml:space="preserve">, </w:t>
       </w:r>
       <w:proofErr w:type="spellStart"/>
       <w:r>
@@ -1811,7 +1449,7 @@
           <w:sz w:val="19"/>
           <w:szCs w:val="19"/>
         </w:rPr>
-        <w:t>Git</w:t>
+        <w:t>GitHub</w:t>
       </w:r>
       <w:proofErr w:type="spellEnd"/>
       <w:r>
@@ -1820,6 +1458,24 @@
           <w:sz w:val="19"/>
           <w:szCs w:val="19"/>
         </w:rPr>
+        <w:t xml:space="preserve">, VS Code, </w:t>
+      </w:r>
+      <w:proofErr w:type="spellStart"/>
+      <w:r>
+        <w:rPr>
+          <w:color w:val="6B7280"/>
+          <w:sz w:val="19"/>
+          <w:szCs w:val="19"/>
+        </w:rPr>
+        <w:t>Figma</w:t>
+      </w:r>
+      <w:proofErr w:type="spellEnd"/>
+      <w:r>
+        <w:rPr>
+          <w:color w:val="6B7280"/>
+          <w:sz w:val="19"/>
+          <w:szCs w:val="19"/>
+        </w:rPr>
         <w:t xml:space="preserve">, </w:t>
       </w:r>
       <w:proofErr w:type="spellStart"/>
@@ -1829,7 +1485,7 @@
           <w:sz w:val="19"/>
           <w:szCs w:val="19"/>
         </w:rPr>
-        <w:t>GitHub</w:t>
+        <w:t>Vercel</w:t>
       </w:r>
       <w:proofErr w:type="spellEnd"/>
       <w:r>
@@ -1838,7 +1494,7 @@
           <w:sz w:val="19"/>
           <w:szCs w:val="19"/>
         </w:rPr>
-        <w:t xml:space="preserve">, VS Code, </w:t>
+        <w:t xml:space="preserve">, Postman, </w:t>
       </w:r>
       <w:proofErr w:type="spellStart"/>
       <w:r>
@@ -1847,54 +1503,8 @@
           <w:sz w:val="19"/>
           <w:szCs w:val="19"/>
         </w:rPr>
-        <w:t>Figma</w:t>
-      </w:r>
-      <w:proofErr w:type="spellEnd"/>
-      <w:r>
-        <w:rPr>
-          <w:color w:val="6B7280"/>
-          <w:sz w:val="19"/>
-          <w:szCs w:val="19"/>
-        </w:rPr>
-        <w:t xml:space="preserve">, </w:t>
-      </w:r>
-      <w:proofErr w:type="spellStart"/>
-      <w:r>
-        <w:rPr>
-          <w:color w:val="6B7280"/>
-          <w:sz w:val="19"/>
-          <w:szCs w:val="19"/>
-        </w:rPr>
-        <w:t>Vercel</w:t>
-      </w:r>
-      <w:proofErr w:type="spellEnd"/>
-      <w:r>
-        <w:rPr>
-          <w:color w:val="6B7280"/>
-          <w:sz w:val="19"/>
-          <w:szCs w:val="19"/>
-        </w:rPr>
-        <w:t>, Postman</w:t>
-      </w:r>
-      <w:r>
-        <w:rPr>
-          <w:color w:val="6B7280"/>
-          <w:sz w:val="19"/>
-          <w:szCs w:val="19"/>
-        </w:rPr>
-        <w:t xml:space="preserve">, </w:t>
-      </w:r>
-      <w:proofErr w:type="spellStart"/>
-      <w:r>
-        <w:rPr>
-          <w:color w:val="6B7280"/>
-          <w:sz w:val="19"/>
-          <w:szCs w:val="19"/>
-        </w:rPr>
         <w:t>bruno</w:t>
       </w:r>
-      <w:bookmarkStart w:id="1" w:name="_GoBack"/>
-      <w:bookmarkEnd w:id="1"/>
       <w:proofErr w:type="spellEnd"/>
     </w:p>
     <w:p>
@@ -1913,17 +1523,7 @@
           <w:sz w:val="22"/>
           <w:szCs w:val="22"/>
         </w:rPr>
-        <w:t>E</w:t>
-      </w:r>
-      <w:r>
-        <w:rPr>
-          <w:b/>
-          <w:bCs/>
-          <w:color w:val="2563EB"/>
-          <w:sz w:val="22"/>
-          <w:szCs w:val="22"/>
-        </w:rPr>
-        <w:t>DUCATION &amp; LEARNING</w:t>
+        <w:t>EDUCATION &amp; LEARNING</w:t>
       </w:r>
     </w:p>
     <w:p>
@@ -1991,15 +1591,7 @@
           <w:bCs/>
           <w:color w:val="2563EB"/>
         </w:rPr>
-        <w:t xml:space="preserve"> institute)</w:t>
-      </w:r>
-      <w:r>
-        <w:rPr>
-          <w:b/>
-          <w:bCs/>
-          <w:color w:val="2563EB"/>
-        </w:rPr>
-        <w:t xml:space="preserve"> + Structured Curriculum</w:t>
+        <w:t xml:space="preserve"> institute) + Structured Curriculum</w:t>
       </w:r>
     </w:p>
     <w:p>
@@ -2040,14 +1632,7 @@
           <w:sz w:val="19"/>
           <w:szCs w:val="19"/>
         </w:rPr>
-        <w:t xml:space="preserve">Progressed from foundational HTML/CSS through to full-stack JavaScript </w:t>
-      </w:r>
-      <w:r>
-        <w:rPr>
-          <w:sz w:val="19"/>
-          <w:szCs w:val="19"/>
-        </w:rPr>
-        <w:t>development with a dedicated tutor and hands-on project-based learning</w:t>
+        <w:t>Progressed from foundational HTML/CSS through to full-stack JavaScript development with a dedicated tutor and hands-on project-based learning</w:t>
       </w:r>
     </w:p>
     <w:p>
@@ -2099,14 +1684,7 @@
           <w:sz w:val="19"/>
           <w:szCs w:val="19"/>
         </w:rPr>
-        <w:t>Every concept reinforced by shipping a re</w:t>
-      </w:r>
-      <w:r>
-        <w:rPr>
-          <w:sz w:val="19"/>
-          <w:szCs w:val="19"/>
-        </w:rPr>
-        <w:t>al project — not just following along</w:t>
+        <w:t>Every concept reinforced by shipping a real project — not just following along</w:t>
       </w:r>
     </w:p>
     <w:p>
@@ -2125,17 +1703,7 @@
           <w:sz w:val="22"/>
           <w:szCs w:val="22"/>
         </w:rPr>
-        <w:t>W</w:t>
-      </w:r>
-      <w:r>
-        <w:rPr>
-          <w:b/>
-          <w:bCs/>
-          <w:color w:val="2563EB"/>
-          <w:sz w:val="22"/>
-          <w:szCs w:val="22"/>
-        </w:rPr>
-        <w:t>HAT MAKES ME DIFFERENT</w:t>
+        <w:t>WHAT MAKES ME DIFFERENT</w:t>
       </w:r>
     </w:p>
     <w:p>
@@ -2153,28 +1721,7 @@
           <w:sz w:val="19"/>
           <w:szCs w:val="19"/>
         </w:rPr>
-        <w:t>I’ve</w:t>
-      </w:r>
-      <w:r>
-        <w:rPr>
-          <w:sz w:val="19"/>
-          <w:szCs w:val="19"/>
-        </w:rPr>
-        <w:t xml:space="preserve"> led teams</w:t>
-      </w:r>
-      <w:r>
-        <w:rPr>
-          <w:sz w:val="19"/>
-          <w:szCs w:val="19"/>
-        </w:rPr>
-        <w:t>;</w:t>
-      </w:r>
-      <w:r>
-        <w:rPr>
-          <w:sz w:val="19"/>
-          <w:szCs w:val="19"/>
-        </w:rPr>
-        <w:t xml:space="preserve"> I understand deadlines, communication, and what it means to be accountable to people other than yourself</w:t>
+        <w:t>I’ve led teams; I understand deadlines, communication, and what it means to be accountable to people other than yourself</w:t>
       </w:r>
     </w:p>
     <w:p>
@@ -2192,14 +1739,7 @@
           <w:sz w:val="19"/>
           <w:szCs w:val="19"/>
         </w:rPr>
-        <w:t>I care about the user, not just the code. I think about what happen</w:t>
-      </w:r>
-      <w:r>
-        <w:rPr>
-          <w:sz w:val="19"/>
-          <w:szCs w:val="19"/>
-        </w:rPr>
-        <w:t>s when something breaks, not just when it works</w:t>
+        <w:t>I care about the user, not just the code. I think about what happens when something breaks, not just when it works</w:t>
       </w:r>
     </w:p>
     <w:p>
@@ -2235,14 +1775,7 @@
           <w:sz w:val="19"/>
           <w:szCs w:val="19"/>
         </w:rPr>
-        <w:t>I'm early in my career, which means I'm hungry, adaptable, and not set in my ways — I learn by doing and I</w:t>
-      </w:r>
-      <w:r>
-        <w:rPr>
-          <w:sz w:val="19"/>
-          <w:szCs w:val="19"/>
-        </w:rPr>
-        <w:t xml:space="preserve"> take feedback seriously</w:t>
+        <w:t>I'm early in my career, which means I'm hungry, adaptable, and not set in my ways — I learn by doing and I take feedback seriously</w:t>
       </w:r>
     </w:p>
     <w:sectPr>
@@ -2257,7 +1790,7 @@
 
 <file path=word/comments.xml><?xml version="1.0" encoding="utf-8"?>
 <w:comments xmlns:wpc="http://schemas.microsoft.com/office/word/2010/wordprocessingCanvas" xmlns:mc="http://schemas.openxmlformats.org/markup-compatibility/2006" xmlns:o="urn:schemas-microsoft-com:office:office" xmlns:r="http://schemas.openxmlformats.org/officeDocument/2006/relationships" xmlns:m="http://schemas.openxmlformats.org/officeDocument/2006/math" xmlns:v="urn:schemas-microsoft-com:vml" xmlns:wp14="http://schemas.microsoft.com/office/word/2010/wordprocessingDrawing" xmlns:wp="http://schemas.openxmlformats.org/drawingml/2006/wordprocessingDrawing" xmlns:w10="urn:schemas-microsoft-com:office:word" xmlns:w="http://schemas.openxmlformats.org/wordprocessingml/2006/main" xmlns:w14="http://schemas.microsoft.com/office/word/2010/wordml" xmlns:w15="http://schemas.microsoft.com/office/word/2012/wordml" xmlns:wpg="http://schemas.microsoft.com/office/word/2010/wordprocessingGroup" xmlns:wpi="http://schemas.microsoft.com/office/word/2010/wordprocessingInk" xmlns:wne="http://schemas.microsoft.com/office/word/2006/wordml" xmlns:wps="http://schemas.microsoft.com/office/word/2010/wordprocessingShape" mc:Ignorable="w14 w15 wp14">
-  <w:comment w:id="0" w:author="Microsoft account" w:date="2026-07-21T22:01:00Z" w:initials="Ma">
+  <w:comment w:id="1" w:author="Microsoft account" w:date="2026-07-21T22:01:00Z" w:initials="Ma">
     <w:p>
       <w:pPr>
         <w:pStyle w:val="CommentText"/>
@@ -3418,7 +2951,6 @@
     <w:lsdException w:name="Table Web 1" w:semiHidden="1" w:unhideWhenUsed="1"/>
     <w:lsdException w:name="Table Web 2" w:semiHidden="1" w:unhideWhenUsed="1"/>
     <w:lsdException w:name="Table Web 3" w:semiHidden="1" w:unhideWhenUsed="1"/>
-    <w:lsdException w:name="Table Grid" w:semiHidden="1" w:unhideWhenUsed="1"/>
     <w:lsdException w:name="Table Theme" w:semiHidden="1" w:unhideWhenUsed="1"/>
     <w:lsdException w:name="Placeholder Text" w:semiHidden="1" w:uiPriority="99"/>
     <w:lsdException w:name="No Spacing" w:uiPriority="99"/>
@@ -3917,6 +3449,15 @@
       <w:szCs w:val="18"/>
     </w:rPr>
   </w:style>
+  <w:style w:type="character" w:styleId="FollowedHyperlink">
+    <w:name w:val="FollowedHyperlink"/>
+    <w:basedOn w:val="DefaultParagraphFont"/>
+    <w:rsid w:val="001A607F"/>
+    <w:rPr>
+      <w:color w:val="800080" w:themeColor="followedHyperlink"/>
+      <w:u w:val="single"/>
+    </w:rPr>
+  </w:style>
 </w:styles>
 </file>
 
